--- a/submission_jnm/highlights.docx
+++ b/submission_jnm/highlights.docx
@@ -78,7 +78,6 @@
         <w:numRestart w:val="eachSect"/>
       </w:footnotePr>
       <w:pgMar w:top="1417" w:bottom="1417" w:left="1417" w:right="1417"/>
-      <w:lnNumType w:countBy="1" w:restart="continuous" w:distance="360"/>
     </w:sectPr>
   </w:body>
 </w:document>

--- a/submission_jnm/highlights.docx
+++ b/submission_jnm/highlights.docx
@@ -2,7 +2,6 @@
 <file path=word/document.xml><?xml version="1.0" encoding="utf-8"?>
 <w:document xmlns:w="http://schemas.openxmlformats.org/wordprocessingml/2006/main" xmlns:m="http://schemas.openxmlformats.org/officeDocument/2006/math" xmlns:r="http://schemas.openxmlformats.org/officeDocument/2006/relationships" xmlns:o="urn:schemas-microsoft-com:office:office" xmlns:v="urn:schemas-microsoft-com:vml" xmlns:w10="urn:schemas-microsoft-com:office:word" xmlns:a="http://schemas.openxmlformats.org/drawingml/2006/main" xmlns:pic="http://schemas.openxmlformats.org/drawingml/2006/picture" xmlns:wp="http://schemas.openxmlformats.org/drawingml/2006/wordprocessingDrawing">
   <w:body>
-    <w:bookmarkStart w:id="9" w:name="highlights"/>
     <w:p>
       <w:pPr>
         <w:pStyle w:val="Heading1"/>
@@ -71,7 +70,6 @@
         <w:t xml:space="preserve">Ignoring those voxels drops an apparent MD correlation from 0.997 to 0.118</w:t>
       </w:r>
     </w:p>
-    <w:bookmarkEnd w:id="9"/>
     <w:sectPr>
       <w:footerReference w:type="default" r:id="rId9"/>
       <w:footnotePr>

--- a/submission_jnm/highlights.docx
+++ b/submission_jnm/highlights.docx
@@ -71,7 +71,6 @@
       </w:r>
     </w:p>
     <w:sectPr>
-      <w:footerReference w:type="default" r:id="rId9"/>
       <w:footnotePr>
         <w:numRestart w:val="eachSect"/>
       </w:footnotePr>
@@ -83,26 +82,6 @@
 
 <file path=word/comments.xml><?xml version="1.0" encoding="utf-8"?>
 <w:comments xmlns:w="http://schemas.openxmlformats.org/wordprocessingml/2006/main" xmlns:m="http://schemas.openxmlformats.org/officeDocument/2006/math" xmlns:r="http://schemas.openxmlformats.org/officeDocument/2006/relationships" xmlns:o="urn:schemas-microsoft-com:office:office" xmlns:v="urn:schemas-microsoft-com:vml" xmlns:w10="urn:schemas-microsoft-com:office:word" xmlns:a="http://schemas.openxmlformats.org/drawingml/2006/main" xmlns:pic="http://schemas.openxmlformats.org/drawingml/2006/picture" xmlns:wp="http://schemas.openxmlformats.org/drawingml/2006/wordprocessingDrawing"/>
-</file>
-
-<file path=word/footer1.xml><?xml version="1.0" encoding="utf-8"?>
-<w:ftr xmlns:m="http://schemas.openxmlformats.org/officeDocument/2006/math" xmlns:mc="http://schemas.openxmlformats.org/markup-compatibility/2006" xmlns:mo="http://schemas.microsoft.com/office/mac/office/2008/main" xmlns:mv="urn:schemas-microsoft-com:mac:vml" xmlns:o="urn:schemas-microsoft-com:office:office" xmlns:r="http://schemas.openxmlformats.org/officeDocument/2006/relationships" xmlns:v="urn:schemas-microsoft-com:vml" xmlns:w10="urn:schemas-microsoft-com:office:word" xmlns:w14="http://schemas.microsoft.com/office/word/2010/wordml" xmlns:w="http://schemas.openxmlformats.org/wordprocessingml/2006/main" xmlns:wne="http://schemas.microsoft.com/office/word/2006/wordml" xmlns:wp14="http://schemas.microsoft.com/office/word/2010/wordprocessingDrawing" xmlns:wp="http://schemas.openxmlformats.org/drawingml/2006/wordprocessingDrawing" xmlns:wpc="http://schemas.microsoft.com/office/word/2010/wordprocessingCanvas" xmlns:wpg="http://schemas.microsoft.com/office/word/2010/wordprocessingGroup" xmlns:wpi="http://schemas.microsoft.com/office/word/2010/wordprocessingInk" xmlns:wps="http://schemas.microsoft.com/office/word/2010/wordprocessingShape" mc:Ignorable="w14 wp14">
-  <w:p>
-    <w:pPr>
-      <w:pStyle w:val="Footer"/>
-      <w:jc w:val="center"/>
-    </w:pPr>
-    <w:r>
-      <w:rPr>
-        <w:rFonts w:ascii="Times New Roman" w:hAnsi="Times New Roman"/>
-        <w:sz w:val="20"/>
-      </w:rPr>
-      <w:fldChar w:fldCharType="begin"/>
-      <w:instrText xml:space="preserve"> PAGE </w:instrText>
-      <w:fldChar w:fldCharType="end"/>
-    </w:r>
-  </w:p>
-</w:ftr>
 </file>
 
 <file path=word/footnotes.xml><?xml version="1.0" encoding="utf-8"?>
@@ -336,7 +315,7 @@
     <w:name w:val="Normal"/>
     <w:qFormat/>
     <w:pPr>
-      <w:spacing w:line="480" w:lineRule="auto" w:after="0"/>
+      <w:spacing w:line="360" w:lineRule="auto"/>
     </w:pPr>
     <w:rPr>
       <w:rFonts w:ascii="Times New Roman" w:hAnsi="Times New Roman" w:eastAsia="Times New Roman"/>
@@ -538,10 +517,9 @@
       <w:outlineLvl w:val="1"/>
     </w:pPr>
     <w:rPr>
-      <w:rFonts w:asciiTheme="majorHAnsi" w:cstheme="majorBidi" w:eastAsiaTheme="majorEastAsia" w:hAnsiTheme="majorHAnsi" w:ascii="Times New Roman" w:hAnsi="Times New Roman"/>
-      <w:b/>
+      <w:rFonts w:asciiTheme="majorHAnsi" w:cstheme="majorBidi" w:eastAsiaTheme="majorEastAsia" w:hAnsiTheme="majorHAnsi"/>
       <w:color w:themeColor="accent1" w:themeShade="BF" w:val="0F4761"/>
-      <w:sz w:val="24"/>
+      <w:sz w:val="32"/>
       <w:szCs w:val="32"/>
     </w:rPr>
   </w:style>
@@ -562,10 +540,9 @@
       <w:outlineLvl w:val="2"/>
     </w:pPr>
     <w:rPr>
-      <w:rFonts w:cstheme="majorBidi" w:eastAsiaTheme="majorEastAsia" w:ascii="Times New Roman" w:hAnsi="Times New Roman"/>
-      <w:b/>
+      <w:rFonts w:cstheme="majorBidi" w:eastAsiaTheme="majorEastAsia"/>
       <w:color w:themeColor="accent1" w:themeShade="BF" w:val="0F4761"/>
-      <w:sz w:val="24"/>
+      <w:sz w:val="28"/>
       <w:szCs w:val="28"/>
     </w:rPr>
   </w:style>
@@ -586,12 +563,10 @@
       <w:outlineLvl w:val="3"/>
     </w:pPr>
     <w:rPr>
-      <w:rFonts w:cstheme="majorBidi" w:eastAsiaTheme="majorEastAsia" w:ascii="Times New Roman" w:hAnsi="Times New Roman"/>
-      <w:b/>
+      <w:rFonts w:cstheme="majorBidi" w:eastAsiaTheme="majorEastAsia"/>
       <w:i/>
       <w:iCs/>
       <w:color w:themeColor="accent1" w:themeShade="BF" w:val="0F4761"/>
-      <w:sz w:val="24"/>
     </w:rPr>
   </w:style>
   <w:style w:styleId="Heading5" w:type="paragraph">

--- a/submission_jnm/highlights.docx
+++ b/submission_jnm/highlights.docx
@@ -19,7 +19,7 @@
         </w:numPr>
       </w:pPr>
       <w:r>
-        <w:t xml:space="preserve">FSL, MRtrix3 and DIPY compared on identical input across two open datasets</w:t>
+        <w:t xml:space="preserve">FSL and MRtrix3 return identical tensors when given the same estimator</w:t>
       </w:r>
     </w:p>
     <w:p>
@@ -31,7 +31,7 @@
         </w:numPr>
       </w:pPr>
       <w:r>
-        <w:t xml:space="preserve">MRtrix3 and DIPY agree to r &gt; 0.996 for FA and MD; FSL diverges from both</w:t>
+        <w:t xml:space="preserve">Toolkits differ by the weighting scheme they apply by default, not by code</w:t>
       </w:r>
     </w:p>
     <w:p>
@@ -43,7 +43,7 @@
         </w:numPr>
       </w:pPr>
       <w:r>
-        <w:t xml:space="preserve">The FSL offset is not fixed: its sign reverses between the two acquisitions</w:t>
+        <w:t xml:space="preserve">FSL’s –wls uses the scheme Veraart et al. (2013) advise against</w:t>
       </w:r>
     </w:p>
     <w:p>
@@ -55,7 +55,7 @@
         </w:numPr>
       </w:pPr>
       <w:r>
-        <w:t xml:space="preserve">Non-physical tensor fits reached 4% of voxels in FSL, 2% in MRtrix3, 0% in DIPY</w:t>
+        <w:t xml:space="preserve">The two schemes differ negligibly at SNR 30 but clearly at SNR 10</w:t>
       </w:r>
     </w:p>
     <w:p>
@@ -67,7 +67,7 @@
         </w:numPr>
       </w:pPr>
       <w:r>
-        <w:t xml:space="preserve">Ignoring those voxels drops an apparent MD correlation from 0.997 to 0.118</w:t>
+        <w:t xml:space="preserve">One flag within FSL changes FA more than switching to another toolkit</w:t>
       </w:r>
     </w:p>
     <w:sectPr>

--- a/submission_jnm/highlights.docx
+++ b/submission_jnm/highlights.docx
@@ -2,6 +2,7 @@
 <file path=word/document.xml><?xml version="1.0" encoding="utf-8"?>
 <w:document xmlns:w="http://schemas.openxmlformats.org/wordprocessingml/2006/main" xmlns:m="http://schemas.openxmlformats.org/officeDocument/2006/math" xmlns:r="http://schemas.openxmlformats.org/officeDocument/2006/relationships" xmlns:o="urn:schemas-microsoft-com:office:office" xmlns:v="urn:schemas-microsoft-com:vml" xmlns:w10="urn:schemas-microsoft-com:office:word" xmlns:a="http://schemas.openxmlformats.org/drawingml/2006/main" xmlns:pic="http://schemas.openxmlformats.org/drawingml/2006/picture" xmlns:wp="http://schemas.openxmlformats.org/drawingml/2006/wordprocessingDrawing">
   <w:body>
+    <w:bookmarkStart w:id="9" w:name="highlights"/>
     <w:p>
       <w:pPr>
         <w:pStyle w:val="Heading1"/>
@@ -19,7 +20,7 @@
         </w:numPr>
       </w:pPr>
       <w:r>
-        <w:t xml:space="preserve">FSL and MRtrix3 return identical tensors when given the same estimator</w:t>
+        <w:t xml:space="preserve">FSL and MRtrix3 give matching tensors (r = 1.0000) with the same estimator</w:t>
       </w:r>
     </w:p>
     <w:p>
@@ -31,7 +32,7 @@
         </w:numPr>
       </w:pPr>
       <w:r>
-        <w:t xml:space="preserve">Toolkits differ by the weighting scheme they apply by default, not by code</w:t>
+        <w:t xml:space="preserve">Toolkits differ mainly in the estimator they apply by default</w:t>
       </w:r>
     </w:p>
     <w:p>
@@ -43,7 +44,7 @@
         </w:numPr>
       </w:pPr>
       <w:r>
-        <w:t xml:space="preserve">FSL’s –wls uses the scheme Veraart et al. (2013) advise against</w:t>
+        <w:t xml:space="preserve">FSL's --wls weights by the measured signal, a scheme known to bias estimates</w:t>
       </w:r>
     </w:p>
     <w:p>
@@ -55,7 +56,7 @@
         </w:numPr>
       </w:pPr>
       <w:r>
-        <w:t xml:space="preserve">The two schemes differ negligibly at SNR 30 but clearly at SNR 10</w:t>
+        <w:t xml:space="preserve">In anisotropic phantoms that scheme was most biased, more so as SNR fell</w:t>
       </w:r>
     </w:p>
     <w:p>
@@ -67,14 +68,15 @@
         </w:numPr>
       </w:pPr>
       <w:r>
-        <w:t xml:space="preserve">One flag within FSL changes FA more than switching to another toolkit</w:t>
+        <w:t xml:space="preserve">Reporting the estimator, not only the toolkit, is needed for reproducibility</w:t>
       </w:r>
     </w:p>
+    <w:bookmarkEnd w:id="9"/>
     <w:sectPr>
       <w:footnotePr>
         <w:numRestart w:val="eachSect"/>
       </w:footnotePr>
-      <w:pgMar w:top="1417" w:bottom="1417" w:left="1417" w:right="1417"/>
+      <w:pgMar w:bottom="1417" w:left="1417" w:right="1417" w:top="1417"/>
     </w:sectPr>
   </w:body>
 </w:document>
@@ -318,7 +320,7 @@
       <w:spacing w:line="360" w:lineRule="auto"/>
     </w:pPr>
     <w:rPr>
-      <w:rFonts w:ascii="Times New Roman" w:hAnsi="Times New Roman" w:eastAsia="Times New Roman"/>
+      <w:rFonts w:ascii="Times New Roman" w:eastAsia="Times New Roman" w:hAnsi="Times New Roman"/>
       <w:sz w:val="24"/>
     </w:rPr>
   </w:style>
@@ -493,7 +495,7 @@
       <w:outlineLvl w:val="0"/>
     </w:pPr>
     <w:rPr>
-      <w:rFonts w:asciiTheme="majorHAnsi" w:cstheme="majorBidi" w:eastAsiaTheme="majorEastAsia" w:hAnsiTheme="majorHAnsi" w:ascii="Times New Roman" w:hAnsi="Times New Roman"/>
+      <w:rFonts w:ascii="Times New Roman" w:asciiTheme="majorHAnsi" w:cstheme="majorBidi" w:eastAsiaTheme="majorEastAsia" w:hAnsi="Times New Roman" w:hAnsiTheme="majorHAnsi"/>
       <w:b/>
       <w:color w:themeColor="accent1" w:themeShade="BF" w:val="0F4761"/>
       <w:sz w:val="28"/>
@@ -957,7 +959,7 @@
       <w:color w:themeColor="accent1" w:themeShade="BF" w:val="365F91"/>
     </w:rPr>
   </w:style>
-  <w:style w:type="paragraph" w:customStyle="1" w:styleId="SourceCode">
+  <w:style w:customStyle="1" w:styleId="SourceCode" w:type="paragraph">
     <w:name w:val="Source Code"/>
     <w:basedOn w:val="Normal"/>
     <w:link w:val="VerbatimChar"/>
@@ -965,7 +967,7 @@
       <w:wordWrap w:val="off"/>
     </w:pPr>
   </w:style>
-  <w:style w:type="character" w:customStyle="1" w:styleId="KeywordTok">
+  <w:style w:customStyle="1" w:styleId="KeywordTok" w:type="character">
     <w:name w:val="KeywordTok"/>
     <w:basedOn w:val="VerbatimChar"/>
     <w:rPr>
@@ -973,77 +975,77 @@
       <w:color w:val="007020"/>
     </w:rPr>
   </w:style>
-  <w:style w:type="character" w:customStyle="1" w:styleId="DataTypeTok">
+  <w:style w:customStyle="1" w:styleId="DataTypeTok" w:type="character">
     <w:name w:val="DataTypeTok"/>
     <w:basedOn w:val="VerbatimChar"/>
     <w:rPr>
       <w:color w:val="902000"/>
     </w:rPr>
   </w:style>
-  <w:style w:type="character" w:customStyle="1" w:styleId="DecValTok">
+  <w:style w:customStyle="1" w:styleId="DecValTok" w:type="character">
     <w:name w:val="DecValTok"/>
     <w:basedOn w:val="VerbatimChar"/>
     <w:rPr>
       <w:color w:val="40a070"/>
     </w:rPr>
   </w:style>
-  <w:style w:type="character" w:customStyle="1" w:styleId="BaseNTok">
+  <w:style w:customStyle="1" w:styleId="BaseNTok" w:type="character">
     <w:name w:val="BaseNTok"/>
     <w:basedOn w:val="VerbatimChar"/>
     <w:rPr>
       <w:color w:val="40a070"/>
     </w:rPr>
   </w:style>
-  <w:style w:type="character" w:customStyle="1" w:styleId="FloatTok">
+  <w:style w:customStyle="1" w:styleId="FloatTok" w:type="character">
     <w:name w:val="FloatTok"/>
     <w:basedOn w:val="VerbatimChar"/>
     <w:rPr>
       <w:color w:val="40a070"/>
     </w:rPr>
   </w:style>
-  <w:style w:type="character" w:customStyle="1" w:styleId="ConstantTok">
+  <w:style w:customStyle="1" w:styleId="ConstantTok" w:type="character">
     <w:name w:val="ConstantTok"/>
     <w:basedOn w:val="VerbatimChar"/>
     <w:rPr>
       <w:color w:val="880000"/>
     </w:rPr>
   </w:style>
-  <w:style w:type="character" w:customStyle="1" w:styleId="CharTok">
+  <w:style w:customStyle="1" w:styleId="CharTok" w:type="character">
     <w:name w:val="CharTok"/>
     <w:basedOn w:val="VerbatimChar"/>
     <w:rPr>
       <w:color w:val="4070a0"/>
     </w:rPr>
   </w:style>
-  <w:style w:type="character" w:customStyle="1" w:styleId="SpecialCharTok">
+  <w:style w:customStyle="1" w:styleId="SpecialCharTok" w:type="character">
     <w:name w:val="SpecialCharTok"/>
     <w:basedOn w:val="VerbatimChar"/>
     <w:rPr>
       <w:color w:val="4070a0"/>
     </w:rPr>
   </w:style>
-  <w:style w:type="character" w:customStyle="1" w:styleId="StringTok">
+  <w:style w:customStyle="1" w:styleId="StringTok" w:type="character">
     <w:name w:val="StringTok"/>
     <w:basedOn w:val="VerbatimChar"/>
     <w:rPr>
       <w:color w:val="4070a0"/>
     </w:rPr>
   </w:style>
-  <w:style w:type="character" w:customStyle="1" w:styleId="VerbatimStringTok">
+  <w:style w:customStyle="1" w:styleId="VerbatimStringTok" w:type="character">
     <w:name w:val="VerbatimStringTok"/>
     <w:basedOn w:val="VerbatimChar"/>
     <w:rPr>
       <w:color w:val="4070a0"/>
     </w:rPr>
   </w:style>
-  <w:style w:type="character" w:customStyle="1" w:styleId="SpecialStringTok">
+  <w:style w:customStyle="1" w:styleId="SpecialStringTok" w:type="character">
     <w:name w:val="SpecialStringTok"/>
     <w:basedOn w:val="VerbatimChar"/>
     <w:rPr>
       <w:color w:val="bb6688"/>
     </w:rPr>
   </w:style>
-  <w:style w:type="character" w:customStyle="1" w:styleId="ImportTok">
+  <w:style w:customStyle="1" w:styleId="ImportTok" w:type="character">
     <w:name w:val="ImportTok"/>
     <w:basedOn w:val="VerbatimChar"/>
     <w:rPr>
@@ -1051,7 +1053,7 @@
       <w:color w:val="008000"/>
     </w:rPr>
   </w:style>
-  <w:style w:type="character" w:customStyle="1" w:styleId="CommentTok">
+  <w:style w:customStyle="1" w:styleId="CommentTok" w:type="character">
     <w:name w:val="CommentTok"/>
     <w:basedOn w:val="VerbatimChar"/>
     <w:rPr>
@@ -1059,7 +1061,7 @@
       <w:color w:val="60a0b0"/>
     </w:rPr>
   </w:style>
-  <w:style w:type="character" w:customStyle="1" w:styleId="DocumentationTok">
+  <w:style w:customStyle="1" w:styleId="DocumentationTok" w:type="character">
     <w:name w:val="DocumentationTok"/>
     <w:basedOn w:val="VerbatimChar"/>
     <w:rPr>
@@ -1067,7 +1069,7 @@
       <w:color w:val="ba2121"/>
     </w:rPr>
   </w:style>
-  <w:style w:type="character" w:customStyle="1" w:styleId="AnnotationTok">
+  <w:style w:customStyle="1" w:styleId="AnnotationTok" w:type="character">
     <w:name w:val="AnnotationTok"/>
     <w:basedOn w:val="VerbatimChar"/>
     <w:rPr>
@@ -1076,7 +1078,7 @@
       <w:color w:val="60a0b0"/>
     </w:rPr>
   </w:style>
-  <w:style w:type="character" w:customStyle="1" w:styleId="CommentVarTok">
+  <w:style w:customStyle="1" w:styleId="CommentVarTok" w:type="character">
     <w:name w:val="CommentVarTok"/>
     <w:basedOn w:val="VerbatimChar"/>
     <w:rPr>
@@ -1085,28 +1087,28 @@
       <w:color w:val="60a0b0"/>
     </w:rPr>
   </w:style>
-  <w:style w:type="character" w:customStyle="1" w:styleId="OtherTok">
+  <w:style w:customStyle="1" w:styleId="OtherTok" w:type="character">
     <w:name w:val="OtherTok"/>
     <w:basedOn w:val="VerbatimChar"/>
     <w:rPr>
       <w:color w:val="007020"/>
     </w:rPr>
   </w:style>
-  <w:style w:type="character" w:customStyle="1" w:styleId="FunctionTok">
+  <w:style w:customStyle="1" w:styleId="FunctionTok" w:type="character">
     <w:name w:val="FunctionTok"/>
     <w:basedOn w:val="VerbatimChar"/>
     <w:rPr>
       <w:color w:val="06287e"/>
     </w:rPr>
   </w:style>
-  <w:style w:type="character" w:customStyle="1" w:styleId="VariableTok">
+  <w:style w:customStyle="1" w:styleId="VariableTok" w:type="character">
     <w:name w:val="VariableTok"/>
     <w:basedOn w:val="VerbatimChar"/>
     <w:rPr>
       <w:color w:val="19177c"/>
     </w:rPr>
   </w:style>
-  <w:style w:type="character" w:customStyle="1" w:styleId="ControlFlowTok">
+  <w:style w:customStyle="1" w:styleId="ControlFlowTok" w:type="character">
     <w:name w:val="ControlFlowTok"/>
     <w:basedOn w:val="VerbatimChar"/>
     <w:rPr>
@@ -1114,45 +1116,45 @@
       <w:color w:val="007020"/>
     </w:rPr>
   </w:style>
-  <w:style w:type="character" w:customStyle="1" w:styleId="OperatorTok">
+  <w:style w:customStyle="1" w:styleId="OperatorTok" w:type="character">
     <w:name w:val="OperatorTok"/>
     <w:basedOn w:val="VerbatimChar"/>
     <w:rPr>
       <w:color w:val="666666"/>
     </w:rPr>
   </w:style>
-  <w:style w:type="character" w:customStyle="1" w:styleId="BuiltInTok">
+  <w:style w:customStyle="1" w:styleId="BuiltInTok" w:type="character">
     <w:name w:val="BuiltInTok"/>
     <w:basedOn w:val="VerbatimChar"/>
     <w:rPr>
       <w:color w:val="008000"/>
     </w:rPr>
   </w:style>
-  <w:style w:type="character" w:customStyle="1" w:styleId="ExtensionTok">
+  <w:style w:customStyle="1" w:styleId="ExtensionTok" w:type="character">
     <w:name w:val="ExtensionTok"/>
     <w:basedOn w:val="VerbatimChar"/>
     <w:rPr/>
   </w:style>
-  <w:style w:type="character" w:customStyle="1" w:styleId="PreprocessorTok">
+  <w:style w:customStyle="1" w:styleId="PreprocessorTok" w:type="character">
     <w:name w:val="PreprocessorTok"/>
     <w:basedOn w:val="VerbatimChar"/>
     <w:rPr>
       <w:color w:val="bc7a00"/>
     </w:rPr>
   </w:style>
-  <w:style w:type="character" w:customStyle="1" w:styleId="AttributeTok">
+  <w:style w:customStyle="1" w:styleId="AttributeTok" w:type="character">
     <w:name w:val="AttributeTok"/>
     <w:basedOn w:val="VerbatimChar"/>
     <w:rPr>
       <w:color w:val="7d9029"/>
     </w:rPr>
   </w:style>
-  <w:style w:type="character" w:customStyle="1" w:styleId="RegionMarkerTok">
+  <w:style w:customStyle="1" w:styleId="RegionMarkerTok" w:type="character">
     <w:name w:val="RegionMarkerTok"/>
     <w:basedOn w:val="VerbatimChar"/>
     <w:rPr/>
   </w:style>
-  <w:style w:type="character" w:customStyle="1" w:styleId="InformationTok">
+  <w:style w:customStyle="1" w:styleId="InformationTok" w:type="character">
     <w:name w:val="InformationTok"/>
     <w:basedOn w:val="VerbatimChar"/>
     <w:rPr>
@@ -1161,7 +1163,7 @@
       <w:color w:val="60a0b0"/>
     </w:rPr>
   </w:style>
-  <w:style w:type="character" w:customStyle="1" w:styleId="WarningTok">
+  <w:style w:customStyle="1" w:styleId="WarningTok" w:type="character">
     <w:name w:val="WarningTok"/>
     <w:basedOn w:val="VerbatimChar"/>
     <w:rPr>
@@ -1170,7 +1172,7 @@
       <w:color w:val="60a0b0"/>
     </w:rPr>
   </w:style>
-  <w:style w:type="character" w:customStyle="1" w:styleId="AlertTok">
+  <w:style w:customStyle="1" w:styleId="AlertTok" w:type="character">
     <w:name w:val="AlertTok"/>
     <w:basedOn w:val="VerbatimChar"/>
     <w:rPr>
@@ -1178,7 +1180,7 @@
       <w:color w:val="ff0000"/>
     </w:rPr>
   </w:style>
-  <w:style w:type="character" w:customStyle="1" w:styleId="ErrorTok">
+  <w:style w:customStyle="1" w:styleId="ErrorTok" w:type="character">
     <w:name w:val="ErrorTok"/>
     <w:basedOn w:val="VerbatimChar"/>
     <w:rPr>
@@ -1186,7 +1188,7 @@
       <w:color w:val="ff0000"/>
     </w:rPr>
   </w:style>
-  <w:style w:type="character" w:customStyle="1" w:styleId="NormalTok">
+  <w:style w:customStyle="1" w:styleId="NormalTok" w:type="character">
     <w:name w:val="NormalTok"/>
     <w:basedOn w:val="VerbatimChar"/>
     <w:rPr/>

--- a/submission_jnm/highlights.docx
+++ b/submission_jnm/highlights.docx
@@ -20,7 +20,7 @@
         </w:numPr>
       </w:pPr>
       <w:r>
-        <w:t xml:space="preserve">FSL and MRtrix3 give matching tensors (r = 1.0000) with the same estimator</w:t>
+        <w:t xml:space="preserve">FSL and MRtrix3 return matching tensors (r = 1.0000) with the same estimator</w:t>
       </w:r>
     </w:p>
     <w:p>
@@ -56,7 +56,7 @@
         </w:numPr>
       </w:pPr>
       <w:r>
-        <w:t xml:space="preserve">In anisotropic phantoms that scheme was most biased, more so as SNR fell</w:t>
+        <w:t xml:space="preserve">In the phantom's anisotropic region it is the most biased, more so at lower SNR</w:t>
       </w:r>
     </w:p>
     <w:p>
@@ -68,7 +68,7 @@
         </w:numPr>
       </w:pPr>
       <w:r>
-        <w:t xml:space="preserve">Reporting the estimator, not only the toolkit, is needed for reproducibility</w:t>
+        <w:t xml:space="preserve">Reporting the estimator, not only the toolkit, is what makes a fit reproducible</w:t>
       </w:r>
     </w:p>
     <w:bookmarkEnd w:id="9"/>
